--- a/chuyenDe/LS/docx/rawl14/Listening/Level1/W14.docx
+++ b/chuyenDe/LS/docx/rawl14/Listening/Level1/W14.docx
@@ -34,11 +34,21 @@
             <ns0:pPr>
               <ns0:pStyle ns0:val="Heading1"/>
             </ns0:pPr>
-            <ns0:bookmarkStart ns0:id="12" ns0:name="section-1-questions-15"/>
-            <ns0:r>
-              <ns0:t xml:space="preserve">SECTION 1 Questions 1–5</ns0:t>
+            <ns0:bookmarkStart ns0:id="12" ns0:name="section-1-questions-110"/>
+            <ns0:r>
+              <ns0:t xml:space="preserve">SECTION 1 Questions 1–10</ns0:t>
             </ns0:r>
             <ns0:bookmarkEnd ns0:id="12"/>
+          </ns0:p>
+          <ns0:p>
+            <ns0:pPr>
+              <ns0:pStyle ns0:val="Heading3"/>
+            </ns0:pPr>
+            <ns0:bookmarkStart ns0:id="13" ns0:name="questions-15"/>
+            <ns0:r>
+              <ns0:t xml:space="preserve">Questions 1–5</ns0:t>
+            </ns0:r>
+            <ns0:bookmarkEnd ns0:id="13"/>
           </ns0:p>
           <ns0:p>
             <ns0:pPr>
@@ -69,7 +79,7 @@
               <ns0:t xml:space="preserve"> </ns0:t>
             </ns0:r>
             <ns0:r>
-              <ns0:t xml:space="preserve">for each answer.</ns0:t>
+              <ns0:t xml:space="preserve">for each answer</ns0:t>
             </ns0:r>
           </ns0:p>
           <ns0:p>
@@ -220,31 +230,15 @@
               <ns0:t xml:space="preserve">……………</ns0:t>
             </ns0:r>
           </ns0:p>
-        </ns0:tc>
-      </ns0:tr>
-    </ns0:tbl>
-    <ns0:p/>
-    <ns0:tbl>
-      <ns0:tblPr>
-        <ns0:tblStyle ns0:val="CDListeningSectionContainer"/>
-        <ns0:tblW ns0:type="auto" ns0:w="0"/>
-        <ns0:tblLook ns0:firstRow="0" ns0:lastRow="0" ns0:firstColumn="0" ns0:lastColumn="0" ns0:noHBand="0" ns0:noVBand="0" ns0:val="0000"/>
-      </ns0:tblPr>
-      <ns0:tblGrid>
-        <ns0:gridCol ns0:w="7920"/>
-      </ns0:tblGrid>
-      <ns0:tr>
-        <ns0:tc>
-          <ns0:tcPr/>
-          <ns0:p>
-            <ns0:pPr>
-              <ns0:pStyle ns0:val="Heading1"/>
-            </ns0:pPr>
-            <ns0:bookmarkStart ns0:id="13" ns0:name="section-1-questions-610"/>
-            <ns0:r>
-              <ns0:t xml:space="preserve">SECTION 1 Questions 6–10</ns0:t>
-            </ns0:r>
-            <ns0:bookmarkEnd ns0:id="13"/>
+          <ns0:p>
+            <ns0:pPr>
+              <ns0:pStyle ns0:val="Heading3"/>
+            </ns0:pPr>
+            <ns0:bookmarkStart ns0:id="14" ns0:name="questions-610"/>
+            <ns0:r>
+              <ns0:t xml:space="preserve">Questions 6–10</ns0:t>
+            </ns0:r>
+            <ns0:bookmarkEnd ns0:id="14"/>
           </ns0:p>
           <ns0:p>
             <ns0:pPr>
@@ -595,46 +589,84 @@
             <ns0:pPr>
               <ns0:pStyle ns0:val="Heading1"/>
             </ns0:pPr>
-            <ns0:bookmarkStart ns0:id="14" ns0:name="section-2-questions-1114"/>
-            <ns0:r>
-              <ns0:t xml:space="preserve">SECTION 2 Questions 11–14</ns0:t>
-            </ns0:r>
-            <ns0:bookmarkEnd ns0:id="14"/>
+            <ns0:bookmarkStart ns0:id="15" ns0:name="section-2-questions-1120"/>
+            <ns0:r>
+              <ns0:t xml:space="preserve">SECTION 2 Questions 11–20</ns0:t>
+            </ns0:r>
+            <ns0:bookmarkEnd ns0:id="15"/>
+          </ns0:p>
+          <ns0:p>
+            <ns0:pPr>
+              <ns0:pStyle ns0:val="Heading3"/>
+            </ns0:pPr>
+            <ns0:bookmarkStart ns0:id="16" ns0:name="questions-1114"/>
+            <ns0:r>
+              <ns0:t xml:space="preserve">Questions 11–14</ns0:t>
+            </ns0:r>
+            <ns0:bookmarkEnd ns0:id="16"/>
           </ns0:p>
           <ns0:p>
             <ns0:pPr>
               <ns0:pStyle ns0:val="FirstParagraph"/>
             </ns0:pPr>
             <ns0:r>
+              <ns0:rPr>
+                <ns0:i/>
+                <ns0:iCs/>
+              </ns0:rPr>
               <ns0:t xml:space="preserve">Choose the correct letter,</ns0:t>
             </ns0:r>
             <ns0:r>
+              <ns0:rPr>
+                <ns0:i/>
+                <ns0:iCs/>
+              </ns0:rPr>
               <ns0:t xml:space="preserve"> </ns0:t>
             </ns0:r>
             <ns0:r>
               <ns0:rPr>
                 <ns0:b/>
                 <ns0:bCs/>
+                <ns0:i/>
+                <ns0:iCs/>
               </ns0:rPr>
               <ns0:t xml:space="preserve">A, B</ns0:t>
             </ns0:r>
             <ns0:r>
+              <ns0:rPr>
+                <ns0:i/>
+                <ns0:iCs/>
+              </ns0:rPr>
               <ns0:t xml:space="preserve"> </ns0:t>
             </ns0:r>
             <ns0:r>
+              <ns0:rPr>
+                <ns0:i/>
+                <ns0:iCs/>
+              </ns0:rPr>
               <ns0:t xml:space="preserve">or</ns0:t>
             </ns0:r>
             <ns0:r>
+              <ns0:rPr>
+                <ns0:i/>
+                <ns0:iCs/>
+              </ns0:rPr>
               <ns0:t xml:space="preserve"> </ns0:t>
             </ns0:r>
             <ns0:r>
               <ns0:rPr>
                 <ns0:b/>
                 <ns0:bCs/>
+                <ns0:i/>
+                <ns0:iCs/>
               </ns0:rPr>
               <ns0:t xml:space="preserve">C</ns0:t>
             </ns0:r>
             <ns0:r>
+              <ns0:rPr>
+                <ns0:i/>
+                <ns0:iCs/>
+              </ns0:rPr>
               <ns0:t xml:space="preserve">.</ns0:t>
             </ns0:r>
           </ns0:p>
@@ -675,19 +707,15 @@
             <ns0:r>
               <ns0:t xml:space="preserve">A. the overall interest in sport has grown.</ns0:t>
             </ns0:r>
-          </ns0:p>
-          <ns0:p>
-            <ns0:pPr>
-              <ns0:pStyle ns0:val="BodyText"/>
-            </ns0:pPr>
+            <ns0:r>
+              <ns0:br/>
+            </ns0:r>
             <ns0:r>
               <ns0:t xml:space="preserve">B. certain parents have given up these roles.</ns0:t>
             </ns0:r>
-          </ns0:p>
-          <ns0:p>
-            <ns0:pPr>
-              <ns0:pStyle ns0:val="BodyText"/>
-            </ns0:pPr>
+            <ns0:r>
+              <ns0:br/>
+            </ns0:r>
             <ns0:r>
               <ns0:t xml:space="preserve">C. new types of sport are being introduced.</ns0:t>
             </ns0:r>
@@ -717,19 +745,15 @@
             <ns0:r>
               <ns0:t xml:space="preserve">A. confidence about the rules of a particular sport</ns0:t>
             </ns0:r>
-          </ns0:p>
-          <ns0:p>
-            <ns0:pPr>
-              <ns0:pStyle ns0:val="BodyText"/>
-            </ns0:pPr>
+            <ns0:r>
+              <ns0:br/>
+            </ns0:r>
             <ns0:r>
               <ns0:t xml:space="preserve">B. the ability to make children enthusiastic about a sport</ns0:t>
             </ns0:r>
-          </ns0:p>
-          <ns0:p>
-            <ns0:pPr>
-              <ns0:pStyle ns0:val="BodyText"/>
-            </ns0:pPr>
+            <ns0:r>
+              <ns0:br/>
+            </ns0:r>
             <ns0:r>
               <ns0:t xml:space="preserve">C. commitment to training the team for a full season</ns0:t>
             </ns0:r>
@@ -759,19 +783,15 @@
             <ns0:r>
               <ns0:t xml:space="preserve">A. attend an upcoming registration event.</ns0:t>
             </ns0:r>
-          </ns0:p>
-          <ns0:p>
-            <ns0:pPr>
-              <ns0:pStyle ns0:val="BodyText"/>
-            </ns0:pPr>
+            <ns0:r>
+              <ns0:br/>
+            </ns0:r>
             <ns0:r>
               <ns0:t xml:space="preserve">B. can commit to two coaching sessions per week.</ns0:t>
             </ns0:r>
-          </ns0:p>
-          <ns0:p>
-            <ns0:pPr>
-              <ns0:pStyle ns0:val="BodyText"/>
-            </ns0:pPr>
+            <ns0:r>
+              <ns0:br/>
+            </ns0:r>
             <ns0:r>
               <ns0:t xml:space="preserve">C. have their own child in the team.</ns0:t>
             </ns0:r>
@@ -801,48 +821,28 @@
             <ns0:r>
               <ns0:t xml:space="preserve">A. pay a deposit at school.</ns0:t>
             </ns0:r>
-          </ns0:p>
-          <ns0:p>
-            <ns0:pPr>
-              <ns0:pStyle ns0:val="BodyText"/>
-            </ns0:pPr>
+            <ns0:r>
+              <ns0:br/>
+            </ns0:r>
             <ns0:r>
               <ns0:t xml:space="preserve">B. ask the team manager for one.</ns0:t>
             </ns0:r>
-          </ns0:p>
-          <ns0:p>
-            <ns0:pPr>
-              <ns0:pStyle ns0:val="BodyText"/>
-            </ns0:pPr>
+            <ns0:r>
+              <ns0:br/>
+            </ns0:r>
             <ns0:r>
               <ns0:t xml:space="preserve">C. visit the recommended local sports store.</ns0:t>
             </ns0:r>
           </ns0:p>
-        </ns0:tc>
-      </ns0:tr>
-    </ns0:tbl>
-    <ns0:p/>
-    <ns0:tbl>
-      <ns0:tblPr>
-        <ns0:tblStyle ns0:val="CDListeningSectionContainer"/>
-        <ns0:tblW ns0:type="auto" ns0:w="0"/>
-        <ns0:tblLook ns0:firstRow="0" ns0:lastRow="0" ns0:firstColumn="0" ns0:lastColumn="0" ns0:noHBand="0" ns0:noVBand="0" ns0:val="0000"/>
-      </ns0:tblPr>
-      <ns0:tblGrid>
-        <ns0:gridCol ns0:w="7920"/>
-      </ns0:tblGrid>
-      <ns0:tr>
-        <ns0:tc>
-          <ns0:tcPr/>
-          <ns0:p>
-            <ns0:pPr>
-              <ns0:pStyle ns0:val="Heading1"/>
-            </ns0:pPr>
-            <ns0:bookmarkStart ns0:id="15" ns0:name="section-2-questions-1520"/>
-            <ns0:r>
-              <ns0:t xml:space="preserve">SECTION 2 Questions 15–20</ns0:t>
-            </ns0:r>
-            <ns0:bookmarkEnd ns0:id="15"/>
+          <ns0:p>
+            <ns0:pPr>
+              <ns0:pStyle ns0:val="Heading3"/>
+            </ns0:pPr>
+            <ns0:bookmarkStart ns0:id="17" ns0:name="questions-1520"/>
+            <ns0:r>
+              <ns0:t xml:space="preserve">Questions 15–20</ns0:t>
+            </ns0:r>
+            <ns0:bookmarkEnd ns0:id="17"/>
           </ns0:p>
           <ns0:p>
             <ns0:pPr>
@@ -953,7 +953,7 @@
         </ns0:tc>
       </ns0:tr>
     </ns0:tbl>
-    <ns0:bookmarkStart ns0:id="18" ns0:name="phần-1-hướng-dẫn-section-1"/>
+    <ns0:bookmarkStart ns0:id="20" ns0:name="phần-1-hướng-dẫn-section-1"/>
     <ns0:p>
       <ns0:pPr>
         <ns0:pStyle ns0:val="Heading2"/>
@@ -962,7 +962,19 @@
         <ns0:t xml:space="preserve">Phần 1: Hướng dẫn Section 1</ns0:t>
       </ns0:r>
     </ns0:p>
-    <ns0:bookmarkStart ns0:id="16" ns0:name="X3ef350a6313b7048b9b6d5e2aa6fb090445ae96"/>
+    <ns0:p>
+      <ns0:pPr>
+        <ns0:pStyle ns0:val="CDSection"/>
+      </ns0:pPr>
+      <ns0:r>
+        <ns0:rPr>
+          <ns0:b/>
+          <ns0:bCs/>
+        </ns0:rPr>
+        <ns0:t xml:space="preserve">Hướng dẫn làm bài Section 1</ns0:t>
+      </ns0:r>
+    </ns0:p>
+    <ns0:bookmarkStart ns0:id="18" ns0:name="X3ef350a6313b7048b9b6d5e2aa6fb090445ae96"/>
     <ns0:p>
       <ns0:pPr>
         <ns0:pStyle ns0:val="Heading3"/>
@@ -1417,7 +1429,7 @@
         <ns0:t xml:space="preserve"> </ns0:t>
       </ns0:r>
       <ns0:r>
-        <ns0:t xml:space="preserve">"Moving on to…", "Next…", "Another aspect is…"</ns0:t>
+        <ns0:t xml:space="preserve">"Moving on to...", "Next...", "Another aspect is..."</ns0:t>
       </ns0:r>
     </ns0:p>
     <ns0:p>
@@ -1439,7 +1451,7 @@
         <ns0:t xml:space="preserve"> </ns0:t>
       </ns0:r>
       <ns0:r>
-        <ns0:t xml:space="preserve">"For instance…", "Take… as an example".</ns0:t>
+        <ns0:t xml:space="preserve">"For instance...", "Take... as an example".</ns0:t>
       </ns0:r>
     </ns0:p>
     <ns0:p>
@@ -1461,7 +1473,7 @@
         <ns0:t xml:space="preserve"> </ns0:t>
       </ns0:r>
       <ns0:r>
-        <ns0:t xml:space="preserve">"Consequently…", "To sum up…"</ns0:t>
+        <ns0:t xml:space="preserve">"Consequently...", "To sum up..."</ns0:t>
       </ns0:r>
     </ns0:p>
     <ns0:p>
@@ -1513,7 +1525,7 @@
         </ns0:numPr>
       </ns0:pPr>
       <ns0:r>
-        <ns0:t xml:space="preserve">Địa chỉ: luôn bao gồm số nhà + tên đường + street/road/avenue/boulevard/highway… Tên đường sẽ thường được đánh vần, trừ khi tên đường là một từ có nghĩa trong tiếng Anh (Park, Green,…)</ns0:t>
+        <ns0:t xml:space="preserve">Địa chỉ: luôn bao gồm số nhà + tên đường + street/road/avenue/boulevard/highway… Tên đường sẽ thường được đánh vần, trừ khi tên đường là một từ có nghĩa trong tiếng Anh (Park, Green,...)</ns0:t>
       </ns0:r>
     </ns0:p>
     <ns0:p>
@@ -1549,7 +1561,7 @@
         </ns0:numPr>
       </ns0:pPr>
       <ns0:r>
-        <ns0:t xml:space="preserve">13, 14,…, 19: nhấn vào âm 2 (-teen) → đọc mạnh và cao dần</ns0:t>
+        <ns0:t xml:space="preserve">13, 14,..., 19: nhấn vào âm 2 (-teen) → đọc mạnh và cao dần</ns0:t>
       </ns0:r>
     </ns0:p>
     <ns0:p>
@@ -1561,7 +1573,7 @@
         </ns0:numPr>
       </ns0:pPr>
       <ns0:r>
-        <ns0:t xml:space="preserve">30, 40,…, 90: nhấn vào âm 1 (`thirty, `fourty,…, `ninety) → đọc nhẹ và trầm dần</ns0:t>
+        <ns0:t xml:space="preserve">30, 40,..., 90: nhấn vào âm 1 (`thirty, `fourty,..., `ninety) → đọc nhẹ và trầm dần</ns0:t>
       </ns0:r>
     </ns0:p>
     <ns0:p>
@@ -1585,7 +1597,7 @@
         </ns0:numPr>
       </ns0:pPr>
       <ns0:r>
-        <ns0:t xml:space="preserve">Day: điền ngày trong tuần như Monday, Tuesday, Wednesday,… Sunday</ns0:t>
+        <ns0:t xml:space="preserve">Day: điền ngày trong tuần như Monday, Tuesday, Wednesday,... Sunday</ns0:t>
       </ns0:r>
     </ns0:p>
     <ns0:p>
@@ -1702,8 +1714,8 @@
         <ns0:t xml:space="preserve">Nằm trong giới hạn từ</ns0:t>
       </ns0:r>
     </ns0:p>
-    <ns0:bookmarkEnd ns0:id="16"/>
-    <ns0:bookmarkStart ns0:id="17" ns0:name="ii.-hướng-dẫn-chi-tiết"/>
+    <ns0:bookmarkEnd ns0:id="18"/>
+    <ns0:bookmarkStart ns0:id="19" ns0:name="ii.-hướng-dẫn-chi-tiết"/>
     <ns0:p>
       <ns0:pPr>
         <ns0:pStyle ns0:val="Heading3"/>
@@ -2244,7 +2256,7 @@
         <ns0:t xml:space="preserve">Riverside</ns0:t>
       </ns0:r>
       <ns0:r>
-        <ns0:t xml:space="preserve">" (Bờ sông và…) và danh từ "</ns0:t>
+        <ns0:t xml:space="preserve">" (Bờ sông và...) và danh từ "</ns0:t>
       </ns0:r>
       <ns0:r>
         <ns0:rPr>
@@ -2299,7 +2311,7 @@
         <ns0:t xml:space="preserve">Beautiful homes</ns0:t>
       </ns0:r>
       <ns0:r>
-        <ns0:t xml:space="preserve">" (Những ngôi nhà đẹp và…) → Cần biết khách sẽ được ngắm thêm cái gì nữa bên cạnh những ngôi nhà đẹp. → Điền</ns0:t>
+        <ns0:t xml:space="preserve">" (Những ngôi nhà đẹp và...) → Cần biết khách sẽ được ngắm thêm cái gì nữa bên cạnh những ngôi nhà đẹp. → Điền</ns0:t>
       </ns0:r>
       <ns0:r>
         <ns0:t xml:space="preserve"> </ns0:t>
@@ -2344,7 +2356,7 @@
         <ns0:t xml:space="preserve">Mountain trail</ns0:t>
       </ns0:r>
       <ns0:r>
-        <ns0:t xml:space="preserve">" (Đường mòn trên núi và…) kết hợp với danh từ "</ns0:t>
+        <ns0:t xml:space="preserve">" (Đường mòn trên núi và...) kết hợp với danh từ "</ns0:t>
       </ns0:r>
       <ns0:r>
         <ns0:rPr>
@@ -2824,7 +2836,7 @@
         <ns0:t xml:space="preserve"> </ns0:t>
       </ns0:r>
       <ns0:r>
-        <ns0:t xml:space="preserve">a…) → điền</ns0:t>
+        <ns0:t xml:space="preserve">a...) → điền</ns0:t>
       </ns0:r>
       <ns0:r>
         <ns0:t xml:space="preserve"> </ns0:t>
@@ -3730,9 +3742,9 @@
         <ns0:t xml:space="preserve">.</ns0:t>
       </ns0:r>
     </ns0:p>
-    <ns0:bookmarkEnd ns0:id="17"/>
-    <ns0:bookmarkEnd ns0:id="18"/>
-    <ns0:bookmarkStart ns0:id="21" ns0:name="phần-2-hướng-dẫn-section-2"/>
+    <ns0:bookmarkEnd ns0:id="19"/>
+    <ns0:bookmarkEnd ns0:id="20"/>
+    <ns0:bookmarkStart ns0:id="23" ns0:name="phần-2-hướng-dẫn-section-2"/>
     <ns0:p>
       <ns0:pPr>
         <ns0:pStyle ns0:val="Heading2"/>
@@ -3741,7 +3753,19 @@
         <ns0:t xml:space="preserve">Phần 2: Hướng dẫn Section 2</ns0:t>
       </ns0:r>
     </ns0:p>
-    <ns0:bookmarkStart ns0:id="19" ns0:name="i.-hướng-dẫn-chung"/>
+    <ns0:p>
+      <ns0:pPr>
+        <ns0:pStyle ns0:val="CDSection"/>
+      </ns0:pPr>
+      <ns0:r>
+        <ns0:rPr>
+          <ns0:b/>
+          <ns0:bCs/>
+        </ns0:rPr>
+        <ns0:t xml:space="preserve">Hướng dẫn làm bài Section 2</ns0:t>
+      </ns0:r>
+    </ns0:p>
+    <ns0:bookmarkStart ns0:id="21" ns0:name="i.-hướng-dẫn-chung"/>
     <ns0:p>
       <ns0:pPr>
         <ns0:pStyle ns0:val="Heading3"/>
@@ -3789,7 +3813,7 @@
         </ns0:numPr>
       </ns0:pPr>
       <ns0:r>
-        <ns0:t xml:space="preserve">Xác định xem đề bài yêu cầu chọn một hay nhiều đáp án. Các đáp án sẽ được đánh dấu bằng các chữ cái A, B, C,…</ns0:t>
+        <ns0:t xml:space="preserve">Xác định xem đề bài yêu cầu chọn một hay nhiều đáp án. Các đáp án sẽ được đánh dấu bằng các chữ cái A, B, C,...</ns0:t>
       </ns0:r>
     </ns0:p>
     <ns0:p>
@@ -3887,7 +3911,7 @@
         <ns0:t xml:space="preserve"> </ns0:t>
       </ns0:r>
       <ns0:r>
-        <ns0:t xml:space="preserve">xuất hiện theo thứ tự của các câu hỏi (21, 22, 23…).</ns0:t>
+        <ns0:t xml:space="preserve">xuất hiện theo thứ tự của các câu hỏi (21, 22, 23...).</ns0:t>
       </ns0:r>
     </ns0:p>
     <ns0:p>
@@ -4097,7 +4121,7 @@
         <ns0:t xml:space="preserve"> </ns0:t>
       </ns0:r>
       <ns0:r>
-        <ns0:t xml:space="preserve">Chờ đợi người nói nhắc đến tên của câu hỏi (ví dụ: "Now, about the number of official employees…").</ns0:t>
+        <ns0:t xml:space="preserve">Chờ đợi người nói nhắc đến tên của câu hỏi (ví dụ: "Now, about the number of official employees...").</ns0:t>
       </ns0:r>
     </ns0:p>
     <ns0:p>
@@ -4517,8 +4541,8 @@
         <ns0:t xml:space="preserve">, di chuột sang trái.</ns0:t>
       </ns0:r>
     </ns0:p>
-    <ns0:bookmarkEnd ns0:id="19"/>
-    <ns0:bookmarkStart ns0:id="20" ns0:name="ii.-hướng-dẫn-chi-tiết-1"/>
+    <ns0:bookmarkEnd ns0:id="21"/>
+    <ns0:bookmarkStart ns0:id="22" ns0:name="ii.-hướng-dẫn-chi-tiết-1"/>
     <ns0:p>
       <ns0:pPr>
         <ns0:pStyle ns0:val="Heading3"/>
@@ -5481,7 +5505,7 @@
         </ns0:numPr>
       </ns0:pPr>
       <ns0:r>
-        <ns0:t xml:space="preserve">Audio: I know some parents might not be completely familiar with, say, rugby or netball rules, but don't let that put you off… What's really required is</ns0:t>
+        <ns0:t xml:space="preserve">Audio: I know some parents might not be completely familiar with, say, rugby or netball rules, but don't let that put you off... What's really required is</ns0:t>
       </ns0:r>
       <ns0:r>
         <ns0:t xml:space="preserve"> </ns0:t>
@@ -6533,9 +6557,9 @@
         <ns0:t xml:space="preserve">.</ns0:t>
       </ns0:r>
     </ns0:p>
-    <ns0:bookmarkEnd ns0:id="20"/>
-    <ns0:bookmarkEnd ns0:id="21"/>
-    <ns0:bookmarkStart ns0:id="24" ns0:name="phần-3-lời-giải-answer-key"/>
+    <ns0:bookmarkEnd ns0:id="22"/>
+    <ns0:bookmarkEnd ns0:id="23"/>
+    <ns0:bookmarkStart ns0:id="26" ns0:name="phần-3-lời-giải-answer-key"/>
     <ns0:p>
       <ns0:pPr>
         <ns0:pStyle ns0:val="Heading2"/>
@@ -6544,7 +6568,7 @@
         <ns0:t xml:space="preserve">Phần 3: Lời giải — Answer Key</ns0:t>
       </ns0:r>
     </ns0:p>
-    <ns0:bookmarkStart ns0:id="22" ns0:name="section-1"/>
+    <ns0:bookmarkStart ns0:id="24" ns0:name="section-1"/>
     <ns0:p>
       <ns0:pPr>
         <ns0:pStyle ns0:val="Heading3"/>
@@ -6633,8 +6657,8 @@
         <ns0:t xml:space="preserve">10. farm</ns0:t>
       </ns0:r>
     </ns0:p>
-    <ns0:bookmarkEnd ns0:id="22"/>
-    <ns0:bookmarkStart ns0:id="23" ns0:name="section-2"/>
+    <ns0:bookmarkEnd ns0:id="24"/>
+    <ns0:bookmarkStart ns0:id="25" ns0:name="section-2"/>
     <ns0:p>
       <ns0:pPr>
         <ns0:pStyle ns0:val="Heading3"/>
@@ -6723,9 +6747,9 @@
         <ns0:t xml:space="preserve">20. D</ns0:t>
       </ns0:r>
     </ns0:p>
-    <ns0:bookmarkEnd ns0:id="23"/>
-    <ns0:bookmarkEnd ns0:id="24"/>
-    <ns0:bookmarkStart ns0:id="25" ns0:name="phần-4-lời-băng-transcript"/>
+    <ns0:bookmarkEnd ns0:id="25"/>
+    <ns0:bookmarkEnd ns0:id="26"/>
+    <ns0:bookmarkStart ns0:id="27" ns0:name="phần-4-lời-băng-transcript"/>
     <ns0:p>
       <ns0:pPr>
         <ns0:pStyle ns0:val="Heading2"/>
@@ -6807,7 +6831,7 @@
               <ns0:pStyle ns0:val="Compact"/>
             </ns0:pPr>
             <ns0:r>
-              <ns0:t xml:space="preserve">Good morning. Thank you for calling Getaway Tours. I'm Sandra. How can I help you today?</ns0:t>
+              <ns0:t xml:space="preserve">Good morning. Thank you for calling Getaway Tours. I’m Sandra. How can I help you today?</ns0:t>
             </ns0:r>
           </ns0:p>
         </ns0:tc>
@@ -6835,7 +6859,7 @@
               <ns0:pStyle ns0:val="Compact"/>
             </ns0:pPr>
             <ns0:r>
-              <ns0:t xml:space="preserve">Hi Sandra. I've got a lot of questions, but can you first tell me your office hours?</ns0:t>
+              <ns0:t xml:space="preserve">Hi Sandra. I’ve got a lot of questions, but can you first tell me your office hours?</ns0:t>
             </ns0:r>
           </ns0:p>
         </ns0:tc>
@@ -6863,7 +6887,7 @@
               <ns0:pStyle ns0:val="Compact"/>
             </ns0:pPr>
             <ns0:r>
-              <ns0:t xml:space="preserve">Sure. We're open from 10am to 7pm.</ns0:t>
+              <ns0:t xml:space="preserve">Sure. We’re open from 10am to 7pm.</ns0:t>
             </ns0:r>
           </ns0:p>
         </ns0:tc>
@@ -6891,7 +6915,7 @@
               <ns0:pStyle ns0:val="Compact"/>
             </ns0:pPr>
             <ns0:r>
-              <ns0:t xml:space="preserve">Thanks Sandra. I saw your article in my favorite magazine last month, and I'd like more information about the different tours.</ns0:t>
+              <ns0:t xml:space="preserve">Thanks Sandra. I saw your article in my favorite magazine last month, and I’d like more information about the different tours.</ns0:t>
             </ns0:r>
           </ns0:p>
         </ns0:tc>
@@ -6947,7 +6971,7 @@
               <ns0:pStyle ns0:val="Compact"/>
             </ns0:pPr>
             <ns0:r>
-              <ns0:t xml:space="preserve">I'm not surprised. Is it true that if I book a tour,</ns0:t>
+              <ns0:t xml:space="preserve">I’m not surprised. Is it true that if I book a tour,</ns0:t>
             </ns0:r>
             <ns0:r>
               <ns0:t xml:space="preserve"> </ns0:t>
@@ -6985,7 +7009,7 @@
               <ns0:pStyle ns0:val="Compact"/>
             </ns0:pPr>
             <ns0:r>
-              <ns0:t xml:space="preserve">Yes. That's a</ns0:t>
+              <ns0:t xml:space="preserve">Yes. That’s a</ns0:t>
             </ns0:r>
             <ns0:r>
               <ns0:t xml:space="preserve"> </ns0:t>
@@ -6998,7 +7022,7 @@
               <ns0:t xml:space="preserve">special offer for this month</ns0:t>
             </ns0:r>
             <ns0:r>
-              <ns0:t xml:space="preserve">. Normally, they're from $1,400 going up to $2,000. And it includes accommodation and meals. This offer is for any of</ns0:t>
+              <ns0:t xml:space="preserve">. Normally, they’re from $1,400 going up to $2,000. And it includes accommodation and meals. This offer is for any of</ns0:t>
             </ns0:r>
             <ns0:r>
               <ns0:t xml:space="preserve"> </ns0:t>
@@ -7078,13 +7102,10 @@
                 <ns0:b/>
                 <ns0:bCs/>
               </ns0:rPr>
-              <ns0:t xml:space="preserve">Most of them.</ns0:t>
-            </ns0:r>
-            <ns0:r>
-              <ns0:t xml:space="preserve"> </ns0:t>
-            </ns0:r>
-            <ns0:r>
-              <ns0:t xml:space="preserve">If bicycling is not your thing, we also have</ns0:t>
+              <ns0:t xml:space="preserve">Most of them</ns0:t>
+            </ns0:r>
+            <ns0:r>
+              <ns0:t xml:space="preserve">. If bicycling is not your thing, we also have</ns0:t>
             </ns0:r>
             <ns0:r>
               <ns0:t xml:space="preserve"> </ns0:t>
@@ -7128,7 +7149,7 @@
               <ns0:pStyle ns0:val="Compact"/>
             </ns0:pPr>
             <ns0:r>
-              <ns0:t xml:space="preserve">That's a lot of options.</ns0:t>
+              <ns0:t xml:space="preserve">That’s a lot of options.</ns0:t>
             </ns0:r>
           </ns0:p>
         </ns0:tc>
@@ -7166,7 +7187,10 @@
                 <ns0:b/>
                 <ns0:bCs/>
               </ns0:rPr>
-              <ns0:t xml:space="preserve">our trips all begin on Tuesday?</ns0:t>
+              <ns0:t xml:space="preserve">our trips all begin on Tuesday</ns0:t>
+            </ns0:r>
+            <ns0:r>
+              <ns0:t xml:space="preserve">?</ns0:t>
             </ns0:r>
           </ns0:p>
         </ns0:tc>
@@ -7194,7 +7218,7 @@
               <ns0:pStyle ns0:val="Compact"/>
             </ns0:pPr>
             <ns0:r>
-              <ns0:t xml:space="preserve">That's great. It would give me Monday to pack. How do you suggest I choose from so many options?</ns0:t>
+              <ns0:t xml:space="preserve">That’s great. It would give me Monday to pack. How do you suggest I choose from so many options?</ns0:t>
             </ns0:r>
           </ns0:p>
         </ns0:tc>
@@ -7324,7 +7348,7 @@
               <ns0:pStyle ns0:val="Compact"/>
             </ns0:pPr>
             <ns0:r>
-              <ns0:t xml:space="preserve">I'll start with the bicycling tours, since you said that was your main interest.</ns0:t>
+              <ns0:t xml:space="preserve">I’ll start with the bicycling tours, since you said that was your main interest.</ns0:t>
             </ns0:r>
           </ns0:p>
         </ns0:tc>
@@ -7380,7 +7404,7 @@
               <ns0:pStyle ns0:val="Compact"/>
             </ns0:pPr>
             <ns0:r>
-              <ns0:t xml:space="preserve">Sure. There's our Florida trip. That's 14 nights. But I'd recommend our holiday on</ns0:t>
+              <ns0:t xml:space="preserve">Sure. There’s our Florida trip. That’s 14 nights. But I’d recommend our holiday on</ns0:t>
             </ns0:r>
             <ns0:r>
               <ns0:t xml:space="preserve"> </ns0:t>
@@ -7465,7 +7489,7 @@
               <ns0:pStyle ns0:val="Compact"/>
             </ns0:pPr>
             <ns0:r>
-              <ns0:t xml:space="preserve">Yes, that's right. You also have the option to</ns0:t>
+              <ns0:t xml:space="preserve">Yes, that’s right. You also have the option to</ns0:t>
             </ns0:r>
             <ns0:r>
               <ns0:t xml:space="preserve"> </ns0:t>
@@ -7669,7 +7693,7 @@
               <ns0:t xml:space="preserve"> </ns0:t>
             </ns0:r>
             <ns0:r>
-              <ns0:t xml:space="preserve">That's always really popular.</ns0:t>
+              <ns0:t xml:space="preserve">That’s always really popular.</ns0:t>
             </ns0:r>
           </ns0:p>
         </ns0:tc>
@@ -7720,7 +7744,7 @@
         <ns0:pStyle ns0:val="CDTranscriptContent"/>
       </ns0:pPr>
       <ns0:r>
-        <ns0:t xml:space="preserve">Good evening parents, and thank you for offering your help. I'm here to talk about the sports programs that the children are taking part in this term. Although we do sport during class time, children often have extra activities before or after school or at weekends, and that's when we need you.</ns0:t>
+        <ns0:t xml:space="preserve">Good evening parents, and thank you for offering your help. I’m here to talk about the sports programs that the children are taking part in this term. Although we do sport during class time, children often have extra activities before or after school or at weekends, and that’s when we need you.</ns0:t>
       </ns0:r>
     </ns0:p>
     <ns0:p>
@@ -7728,7 +7752,7 @@
         <ns0:pStyle ns0:val="CDTranscriptContent"/>
       </ns0:pPr>
       <ns0:r>
-        <ns0:t xml:space="preserve">First up, we're looking for parents who would like to become team coaches or managers.</ns0:t>
+        <ns0:t xml:space="preserve">First up, we’re looking for parents who would like to become team coaches or managers.</ns0:t>
       </ns0:r>
       <ns0:r>
         <ns0:t xml:space="preserve"> </ns0:t>
@@ -7744,7 +7768,7 @@
         <ns0:t xml:space="preserve"> </ns0:t>
       </ns0:r>
       <ns0:r>
-        <ns0:t xml:space="preserve">It's the Year 4 netball team, the Year 5 and 6 rugby teams, and the Year 3 hockey team that need new people.</ns0:t>
+        <ns0:t xml:space="preserve">It’s the Year 4 netball team, the Year 5 and 6 rugby teams, and the Year 3 hockey team that need new people.</ns0:t>
       </ns0:r>
     </ns0:p>
     <ns0:p>
@@ -7752,17 +7776,17 @@
         <ns0:pStyle ns0:val="CDTranscriptContent"/>
       </ns0:pPr>
       <ns0:r>
-        <ns0:t xml:space="preserve">Now, coaching. I know some parents might not be completely familiar with, say, rugby or netball rules, but don't let that put you off. Obviously, knowledge of the game helps, but if you're keen, there are some coaching courses you can take before the training sessions for players begin, and these also get held throughout the whole season.</ns0:t>
-      </ns0:r>
-      <ns0:r>
-        <ns0:t xml:space="preserve"> </ns0:t>
-      </ns0:r>
-      <ns0:r>
-        <ns0:rPr>
-          <ns0:b/>
-          <ns0:bCs/>
-        </ns0:rPr>
-        <ns0:t xml:space="preserve">What's really required is the right attitude. Are you the kind of person that can motivate kids and make the game seem exciting?</ns0:t>
+        <ns0:t xml:space="preserve">Now, coaching. I know some parents might not be completely familiar with, say, rugby or netball rules, but don’t let that put you off. Obviously, knowledge of the game helps, but if you’re keen, there are some coaching courses you can take before the training sessions for players begin, and these also get held throughout the whole season.</ns0:t>
+      </ns0:r>
+      <ns0:r>
+        <ns0:t xml:space="preserve"> </ns0:t>
+      </ns0:r>
+      <ns0:r>
+        <ns0:rPr>
+          <ns0:b/>
+          <ns0:bCs/>
+        </ns0:rPr>
+        <ns0:t xml:space="preserve">What’s really required is the right attitude. Are you the kind of person that can motivate kids and make the game seem exciting?</ns0:t>
       </ns0:r>
     </ns0:p>
     <ns0:p>
@@ -7780,26 +7804,29 @@
           <ns0:b/>
           <ns0:bCs/>
         </ns0:rPr>
-        <ns0:t xml:space="preserve">If you do volunteer to become a rugby coach, you'll need to go along to an important day that's coming up.</ns0:t>
-      </ns0:r>
-      <ns0:r>
-        <ns0:t xml:space="preserve"> </ns0:t>
-      </ns0:r>
-      <ns0:r>
-        <ns0:t xml:space="preserve">That's on Saturday the 23rd. It takes place on the rugby grounds, and it's</ns0:t>
-      </ns0:r>
-      <ns0:r>
-        <ns0:t xml:space="preserve"> </ns0:t>
-      </ns0:r>
-      <ns0:r>
-        <ns0:rPr>
-          <ns0:b/>
-          <ns0:bCs/>
-        </ns0:rPr>
-        <ns0:t xml:space="preserve">when all the kids put their names down for a team</ns0:t>
-      </ns0:r>
-      <ns0:r>
-        <ns0:t xml:space="preserve">, and the organisers are on hand to give parents a bit more information. Matches are on Saturday morning and training sessions on a Wednesday after school.</ns0:t>
+        <ns0:t xml:space="preserve">If you do volunteer to become a rugby coach, you’ll need to go along to an important day that’s coming up.</ns0:t>
+      </ns0:r>
+      <ns0:r>
+        <ns0:t xml:space="preserve"> </ns0:t>
+      </ns0:r>
+      <ns0:r>
+        <ns0:t xml:space="preserve">That’s on Saturday the 23rd. It takes place on the rugby grounds, and it’s</ns0:t>
+      </ns0:r>
+      <ns0:r>
+        <ns0:t xml:space="preserve"> </ns0:t>
+      </ns0:r>
+      <ns0:r>
+        <ns0:rPr>
+          <ns0:b/>
+          <ns0:bCs/>
+        </ns0:rPr>
+        <ns0:t xml:space="preserve">when all the kids put their names down for a team,</ns0:t>
+      </ns0:r>
+      <ns0:r>
+        <ns0:t xml:space="preserve"> </ns0:t>
+      </ns0:r>
+      <ns0:r>
+        <ns0:t xml:space="preserve">and the organisers are on hand to give parents a bit more information. Matches are on Saturday morning and training sessions on a Wednesday after school.</ns0:t>
       </ns0:r>
     </ns0:p>
     <ns0:p>
@@ -7807,7 +7834,7 @@
         <ns0:pStyle ns0:val="CDTranscriptContent"/>
       </ns0:pPr>
       <ns0:r>
-        <ns0:t xml:space="preserve">Moving on to netball, matches, and uniforms. Matches are on Monday at 4 pm and take place at the North Harbour Netball Grounds. And for uniforms, we've just ordered a new set from the sports store in town, and</ns0:t>
+        <ns0:t xml:space="preserve">Moving on to netball, matches, and uniforms. Matches are on Monday at 4 pm and take place at the North Harbour Netball Grounds. And for uniforms, we’ve just ordered a new set from the sports store in town, and</ns0:t>
       </ns0:r>
       <ns0:r>
         <ns0:t xml:space="preserve"> </ns0:t>
@@ -7832,17 +7859,17 @@
         <ns0:pStyle ns0:val="CDTranscriptContent"/>
       </ns0:pPr>
       <ns0:r>
-        <ns0:t xml:space="preserve">Okay, some of you are kindly helping with the cross-country running event. Children in Years 3 to 6 will be running from school, at the bottom of your map there. The route isn't marked on your map, I'm afraid, but I'm going to point out some different places that need parent supervision. The drink station is one.</ns0:t>
-      </ns0:r>
-      <ns0:r>
-        <ns0:t xml:space="preserve"> </ns0:t>
-      </ns0:r>
-      <ns0:r>
-        <ns0:rPr>
-          <ns0:b/>
-          <ns0:bCs/>
-        </ns0:rPr>
-        <ns0:t xml:space="preserve">If you're handing out water, head to the North Car Park, and the station will be set up on the other side of the road from it, right by the flag post.</ns0:t>
+        <ns0:t xml:space="preserve">Okay, some of you are kindly helping with the cross-country running event. Children in Years 3 to 6 will be running from school, at the bottom of your map there. The route isn’t marked on your map, I’m afraid, but I’m going to point out some different places that need parent supervision. The drink station is one.</ns0:t>
+      </ns0:r>
+      <ns0:r>
+        <ns0:t xml:space="preserve"> </ns0:t>
+      </ns0:r>
+      <ns0:r>
+        <ns0:rPr>
+          <ns0:b/>
+          <ns0:bCs/>
+        </ns0:rPr>
+        <ns0:t xml:space="preserve">If you’re handing out water, head to the North Car Park, and the station will be set up on the other side of the road from it, right by the flag post.</ns0:t>
       </ns0:r>
     </ns0:p>
     <ns0:p>
@@ -7850,7 +7877,7 @@
         <ns0:pStyle ns0:val="CDTranscriptContent"/>
       </ns0:pPr>
       <ns0:r>
-        <ns0:t xml:space="preserve">Two or three parents will be needed to help out at the major crossing point, just to make sure everybody's going the right way. So on the map, there's that</ns0:t>
+        <ns0:t xml:space="preserve">Two or three parents will be needed to help out at the major crossing point, just to make sure everybody’s going the right way. So on the map, there’s that</ns0:t>
       </ns0:r>
       <ns0:r>
         <ns0:t xml:space="preserve"> </ns0:t>
@@ -7868,7 +7895,7 @@
         <ns0:pStyle ns0:val="CDTranscriptContent"/>
       </ns0:pPr>
       <ns0:r>
-        <ns0:t xml:space="preserve">We'll need a couple of parents at the halfway point to send the children in the right direction. So there are four buildings on the far left-hand side.</ns0:t>
+        <ns0:t xml:space="preserve">We’ll need a couple of parents at the halfway point to send the children in the right direction. So there are four buildings on the far left-hand side.</ns0:t>
       </ns0:r>
       <ns0:r>
         <ns0:t xml:space="preserve"> </ns0:t>
@@ -7884,7 +7911,7 @@
         <ns0:t xml:space="preserve"> </ns0:t>
       </ns0:r>
       <ns0:r>
-        <ns0:t xml:space="preserve">Just cheer the kids on. And if anyone has given up running, that's fine.</ns0:t>
+        <ns0:t xml:space="preserve">Just cheer the kids on. And if anyone has given up running, that’s fine.</ns0:t>
       </ns0:r>
     </ns0:p>
     <ns0:p>
@@ -7902,7 +7929,7 @@
           <ns0:b/>
           <ns0:bCs/>
         </ns0:rPr>
-        <ns0:t xml:space="preserve">when you get to the second turning on the right, head down there. And it's sort of opposite the satellite dish.</ns0:t>
+        <ns0:t xml:space="preserve">when you get to the second turning on the right, head down there. And it’s sort of opposite the satellite dish.</ns0:t>
       </ns0:r>
     </ns0:p>
     <ns0:p>
@@ -7920,7 +7947,7 @@
           <ns0:b/>
           <ns0:bCs/>
         </ns0:rPr>
-        <ns0:t xml:space="preserve">The rest area is for children needing a break, and that's the place nearest the South Car Park, near the road.</ns0:t>
+        <ns0:t xml:space="preserve">The rest area is for children needing a break, and that’s the place nearest the South Car Park, near the road.</ns0:t>
       </ns0:r>
     </ns0:p>
     <ns0:p>
@@ -7928,7 +7955,7 @@
         <ns0:pStyle ns0:val="CDTranscriptContent"/>
       </ns0:pPr>
       <ns0:r>
-        <ns0:t xml:space="preserve">And if any parent here is handy with a video camera, we'd really appreciate some help with filming the event. This means heading up the footpath by the school, then keep going up.</ns0:t>
+        <ns0:t xml:space="preserve">And if any parent here is handy with a video camera, we’d really appreciate some help with filming the event. This means heading up the footpath by the school, then keep going up.</ns0:t>
       </ns0:r>
       <ns0:r>
         <ns0:t xml:space="preserve"> </ns0:t>
@@ -7946,11 +7973,11 @@
         <ns0:pStyle ns0:val="CDTranscriptContent"/>
       </ns0:pPr>
       <ns0:r>
-        <ns0:t xml:space="preserve">Well, I think that covers everything, but if you have any questions…</ns0:t>
-      </ns0:r>
-    </ns0:p>
-    <ns0:bookmarkEnd ns0:id="25"/>
-    <ns0:bookmarkStart ns0:id="26" ns0:name="từ-vựng"/>
+        <ns0:t xml:space="preserve">Well, I think that covers everything, but if you have any questions...</ns0:t>
+      </ns0:r>
+    </ns0:p>
+    <ns0:bookmarkEnd ns0:id="27"/>
+    <ns0:bookmarkStart ns0:id="28" ns0:name="từ-vựng"/>
     <ns0:p>
       <ns0:pPr>
         <ns0:pStyle ns0:val="Heading2"/>
@@ -8596,7 +8623,7 @@
         </ns0:tc>
       </ns0:tr>
     </ns0:tbl>
-    <ns0:bookmarkEnd ns0:id="26"/>
+    <ns0:bookmarkEnd ns0:id="28"/>
     <ns0:sectPr>
       <ns0:headerReference ns3:id="rId1" ns0:type="default"/>
       <ns0:headerReference ns3:id="rId2" ns0:type="first"/>
